--- a/data/concession-vologda/Приложение 10.docx
+++ b/data/concession-vologda/Приложение 10.docx
@@ -1,6 +1,6 @@
 
 <file path=word/document.xml><?xml version="1.0" encoding="utf-8"?>
-<w:document xmlns:wpc="http://schemas.microsoft.com/office/word/2010/wordprocessingCanvas" xmlns:cx="http://schemas.microsoft.com/office/drawing/2014/chartex" xmlns:cx1="http://schemas.microsoft.com/office/drawing/2015/9/8/chartex" xmlns:cx2="http://schemas.microsoft.com/office/drawing/2015/10/21/chartex" xmlns:cx3="http://schemas.microsoft.com/office/drawing/2016/5/9/chartex" xmlns:cx4="http://schemas.microsoft.com/office/drawing/2016/5/10/chartex" xmlns:cx5="http://schemas.microsoft.com/office/drawing/2016/5/11/chartex" xmlns:cx6="http://schemas.microsoft.com/office/drawing/2016/5/12/chartex" xmlns:cx7="http://schemas.microsoft.com/office/drawing/2016/5/13/chartex" xmlns:cx8="http://schemas.microsoft.com/office/drawing/2016/5/14/chartex" xmlns:mc="http://schemas.openxmlformats.org/markup-compatibility/2006" xmlns:aink="http://schemas.microsoft.com/office/drawing/2016/ink" xmlns:am3d="http://schemas.microsoft.com/office/drawing/2017/model3d" xmlns:o="urn:schemas-microsoft-com:office:office" xmlns:r="http://schemas.openxmlformats.org/officeDocument/2006/relationships" xmlns:m="http://schemas.openxmlformats.org/officeDocument/2006/math" xmlns:v="urn:schemas-microsoft-com:vml" xmlns:wp14="http://schemas.microsoft.com/office/word/2010/wordprocessingDrawing" xmlns:wp="http://schemas.openxmlformats.org/drawingml/2006/wordprocessingDrawing" xmlns:w10="urn:schemas-microsoft-com:office:word" xmlns:w="http://schemas.openxmlformats.org/wordprocessingml/2006/main" xmlns:w14="http://schemas.microsoft.com/office/word/2010/wordml" xmlns:w15="http://schemas.microsoft.com/office/word/2012/wordml" xmlns:w16cid="http://schemas.microsoft.com/office/word/2016/wordml/cid" xmlns:w16se="http://schemas.microsoft.com/office/word/2015/wordml/symex" xmlns:wpg="http://schemas.microsoft.com/office/word/2010/wordprocessingGroup" xmlns:wpi="http://schemas.microsoft.com/office/word/2010/wordprocessingInk" xmlns:wne="http://schemas.microsoft.com/office/word/2006/wordml" xmlns:wps="http://schemas.microsoft.com/office/word/2010/wordprocessingShape" mc:Ignorable="w14 w15 w16se w16cid wp14">
+<w:document xmlns:wpc="http://schemas.microsoft.com/office/word/2010/wordprocessingCanvas" xmlns:cx="http://schemas.microsoft.com/office/drawing/2014/chartex" xmlns:cx1="http://schemas.microsoft.com/office/drawing/2015/9/8/chartex" xmlns:cx2="http://schemas.microsoft.com/office/drawing/2015/10/21/chartex" xmlns:cx3="http://schemas.microsoft.com/office/drawing/2016/5/9/chartex" xmlns:cx4="http://schemas.microsoft.com/office/drawing/2016/5/10/chartex" xmlns:cx5="http://schemas.microsoft.com/office/drawing/2016/5/11/chartex" xmlns:cx6="http://schemas.microsoft.com/office/drawing/2016/5/12/chartex" xmlns:cx7="http://schemas.microsoft.com/office/drawing/2016/5/13/chartex" xmlns:cx8="http://schemas.microsoft.com/office/drawing/2016/5/14/chartex" xmlns:mc="http://schemas.openxmlformats.org/markup-compatibility/2006" xmlns:aink="http://schemas.microsoft.com/office/drawing/2016/ink" xmlns:am3d="http://schemas.microsoft.com/office/drawing/2017/model3d" xmlns:o="urn:schemas-microsoft-com:office:office" xmlns:oel="http://schemas.microsoft.com/office/2019/extlst" xmlns:r="http://schemas.openxmlformats.org/officeDocument/2006/relationships" xmlns:m="http://schemas.openxmlformats.org/officeDocument/2006/math" xmlns:v="urn:schemas-microsoft-com:vml" xmlns:wp14="http://schemas.microsoft.com/office/word/2010/wordprocessingDrawing" xmlns:wp="http://schemas.openxmlformats.org/drawingml/2006/wordprocessingDrawing" xmlns:w10="urn:schemas-microsoft-com:office:word" xmlns:w="http://schemas.openxmlformats.org/wordprocessingml/2006/main" xmlns:w14="http://schemas.microsoft.com/office/word/2010/wordml" xmlns:w15="http://schemas.microsoft.com/office/word/2012/wordml" xmlns:w16cex="http://schemas.microsoft.com/office/word/2018/wordml/cex" xmlns:w16cid="http://schemas.microsoft.com/office/word/2016/wordml/cid" xmlns:w16="http://schemas.microsoft.com/office/word/2018/wordml" xmlns:w16du="http://schemas.microsoft.com/office/word/2023/wordml/word16du" xmlns:w16sdtdh="http://schemas.microsoft.com/office/word/2020/wordml/sdtdatahash" xmlns:w16sdtfl="http://schemas.microsoft.com/office/word/2024/wordml/sdtformatlock" xmlns:w16se="http://schemas.microsoft.com/office/word/2015/wordml/symex" xmlns:wpg="http://schemas.microsoft.com/office/word/2010/wordprocessingGroup" xmlns:wpi="http://schemas.microsoft.com/office/word/2010/wordprocessingInk" xmlns:wne="http://schemas.microsoft.com/office/word/2006/wordml" xmlns:wps="http://schemas.microsoft.com/office/word/2010/wordprocessingShape" mc:Ignorable="w14 w15 w16se w16cid w16 w16cex w16sdtdh w16sdtfl w16du wp14">
   <w:body>
     <w:p>
       <w:pPr>
@@ -146,11 +146,7 @@
     <w:p>
       <w:pPr>
         <w:pStyle w:val="af2"/>
-        <w:numPr>
-          <w:ilvl w:val="0"/>
-          <w:numId w:val="1"/>
-        </w:numPr>
-        <w:ind w:left="0" w:firstLine="709"/>
+        <w:ind w:firstLine="709"/>
         <w:rPr>
           <w:b/>
         </w:rPr>
@@ -160,18 +156,32 @@
           <w:b/>
         </w:rPr>
         <w:lastRenderedPageBreak/>
+        <w:t>1.</w:t>
+      </w:r>
+      <w:r>
+        <w:rPr>
+          <w:b/>
+        </w:rPr>
+        <w:tab/>
+      </w:r>
+      <w:r>
+        <w:rPr>
+          <w:b/>
+        </w:rPr>
         <w:t>Общие положения</w:t>
       </w:r>
     </w:p>
     <w:p>
       <w:pPr>
         <w:pStyle w:val="af2"/>
-        <w:numPr>
-          <w:ilvl w:val="1"/>
-          <w:numId w:val="1"/>
-        </w:numPr>
-        <w:ind w:left="0" w:firstLine="709"/>
-      </w:pPr>
+        <w:ind w:firstLine="709"/>
+      </w:pPr>
+      <w:r>
+        <w:t>1.1.</w:t>
+      </w:r>
+      <w:r>
+        <w:tab/>
+      </w:r>
       <w:r>
         <w:t xml:space="preserve">Настоящее Приложение № 10 (далее по тексту – </w:t>
       </w:r>
@@ -206,12 +216,14 @@
     <w:p>
       <w:pPr>
         <w:pStyle w:val="af2"/>
-        <w:numPr>
-          <w:ilvl w:val="1"/>
-          <w:numId w:val="1"/>
-        </w:numPr>
-        <w:ind w:left="0" w:firstLine="709"/>
-      </w:pPr>
+        <w:ind w:firstLine="709"/>
+      </w:pPr>
+      <w:r>
+        <w:t>1.2.</w:t>
+      </w:r>
+      <w:r>
+        <w:tab/>
+      </w:r>
       <w:r>
         <w:t>Порядок, устанавливаемый настоящим Приложением, является порядком расчета возмещения расходов Сторон при досрочном расторжении Соглашения, который предусмотрен подпунктом 16 части 2 статьи 10 Федерального закона «О концессионных соглашениях».</w:t>
       </w:r>
@@ -219,12 +231,14 @@
     <w:p>
       <w:pPr>
         <w:pStyle w:val="af2"/>
-        <w:numPr>
-          <w:ilvl w:val="1"/>
-          <w:numId w:val="1"/>
-        </w:numPr>
-        <w:ind w:left="0" w:firstLine="709"/>
-      </w:pPr>
+        <w:ind w:firstLine="709"/>
+      </w:pPr>
+      <w:r>
+        <w:t>1.3.</w:t>
+      </w:r>
+      <w:r>
+        <w:tab/>
+      </w:r>
       <w:r>
         <w:t xml:space="preserve">Основания для выплаты </w:t>
       </w:r>
@@ -250,12 +264,14 @@
     <w:p>
       <w:pPr>
         <w:pStyle w:val="af2"/>
-        <w:numPr>
-          <w:ilvl w:val="1"/>
-          <w:numId w:val="1"/>
-        </w:numPr>
-        <w:ind w:left="0" w:firstLine="709"/>
-      </w:pPr>
+        <w:ind w:firstLine="709"/>
+      </w:pPr>
+      <w:r>
+        <w:t>1.4.</w:t>
+      </w:r>
+      <w:r>
+        <w:tab/>
+      </w:r>
       <w:r>
         <w:t xml:space="preserve">В состав </w:t>
       </w:r>
@@ -281,14 +297,16 @@
     <w:p>
       <w:pPr>
         <w:pStyle w:val="af2"/>
-        <w:numPr>
-          <w:ilvl w:val="2"/>
-          <w:numId w:val="1"/>
-        </w:numPr>
-        <w:ind w:left="0" w:firstLine="709"/>
+        <w:ind w:firstLine="709"/>
       </w:pPr>
       <w:bookmarkStart w:id="0" w:name="_Ref409712513"/>
       <w:r>
+        <w:t>1.4.1.</w:t>
+      </w:r>
+      <w:r>
+        <w:tab/>
+      </w:r>
+      <w:r>
         <w:t xml:space="preserve">сумма задолженности перед </w:t>
       </w:r>
       <w:r>
@@ -308,14 +326,16 @@
     <w:p>
       <w:pPr>
         <w:pStyle w:val="af2"/>
-        <w:numPr>
-          <w:ilvl w:val="2"/>
-          <w:numId w:val="1"/>
-        </w:numPr>
-        <w:ind w:left="0" w:firstLine="709"/>
+        <w:ind w:firstLine="709"/>
       </w:pPr>
       <w:bookmarkStart w:id="1" w:name="_Ref409724089"/>
       <w:r>
+        <w:t>1.4.2.</w:t>
+      </w:r>
+      <w:r>
+        <w:tab/>
+      </w:r>
+      <w:r>
         <w:t xml:space="preserve">сумма возмещаемых </w:t>
       </w:r>
       <w:r>
@@ -335,19 +355,16 @@
     <w:p>
       <w:pPr>
         <w:pStyle w:val="af2"/>
-        <w:numPr>
-          <w:ilvl w:val="1"/>
-          <w:numId w:val="1"/>
-        </w:numPr>
-        <w:ind w:left="0" w:firstLine="709"/>
-      </w:pPr>
-      <w:proofErr w:type="spellStart"/>
-      <w:r>
-        <w:t>Концедент</w:t>
-      </w:r>
-      <w:proofErr w:type="spellEnd"/>
-      <w:r>
-        <w:t xml:space="preserve"> не вправе осуществлять зачет обязательств по уплате </w:t>
+        <w:ind w:firstLine="709"/>
+      </w:pPr>
+      <w:r>
+        <w:t>1.5.</w:t>
+      </w:r>
+      <w:r>
+        <w:tab/>
+      </w:r>
+      <w:r>
+        <w:t xml:space="preserve">Концедент не вправе осуществлять зачет обязательств по уплате </w:t>
       </w:r>
       <w:r>
         <w:t>в</w:t>
@@ -365,36 +382,22 @@
         <w:t>р</w:t>
       </w:r>
       <w:r>
-        <w:t xml:space="preserve">асторжении против обязательств по уплате любых сумм, подлежащих уплате в пользу </w:t>
-      </w:r>
-      <w:proofErr w:type="spellStart"/>
-      <w:r>
-        <w:t>Концедента</w:t>
-      </w:r>
-      <w:proofErr w:type="spellEnd"/>
-      <w:r>
-        <w:t xml:space="preserve"> в соответствии с Соглашением или по иным основаниям.</w:t>
+        <w:t>асторжении против обязательств по уплате любых сумм, подлежащих уплате в пользу Концедента в соответствии с Соглашением или по иным основаниям.</w:t>
       </w:r>
     </w:p>
     <w:p>
       <w:pPr>
         <w:pStyle w:val="af2"/>
-        <w:numPr>
-          <w:ilvl w:val="1"/>
-          <w:numId w:val="1"/>
-        </w:numPr>
-        <w:ind w:left="0" w:firstLine="709"/>
-      </w:pPr>
-      <w:r>
-        <w:t xml:space="preserve">Обязательства </w:t>
-      </w:r>
-      <w:proofErr w:type="spellStart"/>
-      <w:r>
-        <w:t>Концедента</w:t>
-      </w:r>
-      <w:proofErr w:type="spellEnd"/>
-      <w:r>
-        <w:t xml:space="preserve"> по расчету возмещения Концессионеру </w:t>
+        <w:ind w:firstLine="709"/>
+      </w:pPr>
+      <w:r>
+        <w:t>1.6.</w:t>
+      </w:r>
+      <w:r>
+        <w:tab/>
+      </w:r>
+      <w:r>
+        <w:t xml:space="preserve">Обязательства Концедента по расчету возмещения Концессионеру </w:t>
       </w:r>
       <w:r>
         <w:t>д</w:t>
@@ -418,15 +421,7 @@
         <w:t>п</w:t>
       </w:r>
       <w:r>
-        <w:t xml:space="preserve">рекращения Соглашения. </w:t>
-      </w:r>
-      <w:proofErr w:type="spellStart"/>
-      <w:r>
-        <w:t>Концедент</w:t>
-      </w:r>
-      <w:proofErr w:type="spellEnd"/>
-      <w:r>
-        <w:t xml:space="preserve"> обязан возмещать Дополнительные Расходы, рассчитанные и возникшие до </w:t>
+        <w:t xml:space="preserve">рекращения Соглашения. Концедент обязан возмещать Дополнительные Расходы, рассчитанные и возникшие до </w:t>
       </w:r>
       <w:r>
         <w:t>д</w:t>
@@ -444,12 +439,14 @@
     <w:p>
       <w:pPr>
         <w:pStyle w:val="af2"/>
-        <w:numPr>
-          <w:ilvl w:val="1"/>
-          <w:numId w:val="1"/>
-        </w:numPr>
-        <w:ind w:left="0" w:firstLine="709"/>
-      </w:pPr>
+        <w:ind w:firstLine="709"/>
+      </w:pPr>
+      <w:r>
+        <w:t>1.7.</w:t>
+      </w:r>
+      <w:r>
+        <w:tab/>
+      </w:r>
       <w:r>
         <w:t xml:space="preserve">Стороны настоящим подтверждают, что ни </w:t>
       </w:r>
@@ -475,22 +472,16 @@
     <w:p>
       <w:pPr>
         <w:pStyle w:val="af2"/>
-        <w:numPr>
-          <w:ilvl w:val="1"/>
-          <w:numId w:val="1"/>
-        </w:numPr>
-        <w:ind w:left="0" w:firstLine="709"/>
-      </w:pPr>
-      <w:r>
-        <w:t xml:space="preserve">Если какая-либо сумма, подлежащая уплате </w:t>
-      </w:r>
-      <w:proofErr w:type="spellStart"/>
-      <w:r>
-        <w:t>Концедентом</w:t>
-      </w:r>
-      <w:proofErr w:type="spellEnd"/>
-      <w:r>
-        <w:t xml:space="preserve"> в составе </w:t>
+        <w:ind w:firstLine="709"/>
+      </w:pPr>
+      <w:r>
+        <w:t>1.8.</w:t>
+      </w:r>
+      <w:r>
+        <w:tab/>
+      </w:r>
+      <w:r>
+        <w:t xml:space="preserve">Если какая-либо сумма, подлежащая уплате Концедентом в составе </w:t>
       </w:r>
       <w:r>
         <w:t>в</w:t>
@@ -508,25 +499,13 @@
         <w:t>р</w:t>
       </w:r>
       <w:r>
-        <w:t xml:space="preserve">асторжении, облагается налогом на добавленную стоимость, </w:t>
-      </w:r>
-      <w:proofErr w:type="spellStart"/>
-      <w:r>
-        <w:t>Концедент</w:t>
-      </w:r>
-      <w:proofErr w:type="spellEnd"/>
-      <w:r>
-        <w:t xml:space="preserve"> обязуется уплатить Концессионеру дополнительную сумму, после уплаты, которой полученная Концессионером сумма после уплаты налога на добавленную стоимость, будет той же, какой она была бы, если бы такой платеж не облагался указанным налогом, с учетом всех освобождений, льгот, вычетов, зачетов или кредитов в отношении этого налога (как доступных по выбору, так и иных), на которые может иметь право Концессионер.</w:t>
+        <w:t>асторжении, облагается налогом на добавленную стоимость, Концедент обязуется уплатить Концессионеру дополнительную сумму, после уплаты, которой полученная Концессионером сумма после уплаты налога на добавленную стоимость, будет той же, какой она была бы, если бы такой платеж не облагался указанным налогом, с учетом всех освобождений, льгот, вычетов, зачетов или кредитов в отношении этого налога (как доступных по выбору, так и иных), на которые может иметь право Концессионер.</w:t>
       </w:r>
     </w:p>
     <w:p>
       <w:pPr>
         <w:pStyle w:val="af2"/>
-        <w:numPr>
-          <w:ilvl w:val="0"/>
-          <w:numId w:val="1"/>
-        </w:numPr>
-        <w:ind w:left="0" w:firstLine="709"/>
+        <w:ind w:firstLine="709"/>
         <w:rPr>
           <w:b/>
         </w:rPr>
@@ -535,6 +514,18 @@
         <w:rPr>
           <w:b/>
         </w:rPr>
+        <w:t>2.</w:t>
+      </w:r>
+      <w:r>
+        <w:rPr>
+          <w:b/>
+        </w:rPr>
+        <w:tab/>
+      </w:r>
+      <w:r>
+        <w:rPr>
+          <w:b/>
+        </w:rPr>
         <w:t xml:space="preserve">Размер Возмещения при </w:t>
       </w:r>
       <w:r>
@@ -565,14 +556,16 @@
     <w:p>
       <w:pPr>
         <w:pStyle w:val="af2"/>
-        <w:numPr>
-          <w:ilvl w:val="1"/>
-          <w:numId w:val="1"/>
-        </w:numPr>
-        <w:ind w:left="0" w:firstLine="709"/>
+        <w:ind w:firstLine="709"/>
       </w:pPr>
       <w:bookmarkStart w:id="2" w:name="_Ref409723905"/>
       <w:r>
+        <w:t>2.1.</w:t>
+      </w:r>
+      <w:r>
+        <w:tab/>
+      </w:r>
+      <w:r>
         <w:t xml:space="preserve">В случае досрочного расторжения Соглашения по обстоятельствам, относящимся к Концессионеру (пункт 17.3 Соглашения), Концессионеру выплачивается </w:t>
       </w:r>
       <w:r>
@@ -597,12 +590,14 @@
     <w:p>
       <w:pPr>
         <w:pStyle w:val="af2"/>
-        <w:numPr>
-          <w:ilvl w:val="1"/>
-          <w:numId w:val="1"/>
-        </w:numPr>
-        <w:ind w:left="0" w:firstLine="709"/>
-      </w:pPr>
+        <w:ind w:firstLine="709"/>
+      </w:pPr>
+      <w:r>
+        <w:t>2.2.</w:t>
+      </w:r>
+      <w:r>
+        <w:tab/>
+      </w:r>
       <w:r>
         <w:t xml:space="preserve">В случае досрочного расторжения Соглашения по основаниям, указанным в пунктах 17.5 и 17.6 Соглашения, Концессионеру выплачивается </w:t>
       </w:r>
@@ -628,23 +623,17 @@
     <w:p>
       <w:pPr>
         <w:pStyle w:val="af2"/>
-        <w:numPr>
-          <w:ilvl w:val="1"/>
-          <w:numId w:val="1"/>
-        </w:numPr>
-        <w:ind w:left="0" w:firstLine="709"/>
+        <w:ind w:firstLine="709"/>
       </w:pPr>
       <w:r>
         <w:lastRenderedPageBreak/>
-        <w:t xml:space="preserve">В случае досрочного прекращения Соглашения по обстоятельствам, относящимся к </w:t>
-      </w:r>
-      <w:proofErr w:type="spellStart"/>
-      <w:r>
-        <w:t>Концеденту</w:t>
-      </w:r>
-      <w:proofErr w:type="spellEnd"/>
-      <w:r>
-        <w:t xml:space="preserve"> (пункт 17.4 Соглашения), Концессионеру выплачивается </w:t>
+        <w:t>2.3.</w:t>
+      </w:r>
+      <w:r>
+        <w:tab/>
+      </w:r>
+      <w:r>
+        <w:t xml:space="preserve">В случае досрочного прекращения Соглашения по обстоятельствам, относящимся к Концеденту (пункт 17.4 Соглашения), Концессионеру выплачивается </w:t>
       </w:r>
       <w:r>
         <w:t>в</w:t>
@@ -675,12 +664,14 @@
     <w:p>
       <w:pPr>
         <w:pStyle w:val="af2"/>
-        <w:numPr>
-          <w:ilvl w:val="1"/>
-          <w:numId w:val="1"/>
-        </w:numPr>
-        <w:ind w:left="0" w:firstLine="709"/>
-      </w:pPr>
+        <w:ind w:firstLine="709"/>
+      </w:pPr>
+      <w:r>
+        <w:t>2.4.</w:t>
+      </w:r>
+      <w:r>
+        <w:tab/>
+      </w:r>
       <w:r>
         <w:t xml:space="preserve">В случае досрочного расторжения Соглашения в соответствии с пунктом 17.2 Соглашения, сумма </w:t>
       </w:r>
@@ -754,11 +745,7 @@
     <w:p>
       <w:pPr>
         <w:pStyle w:val="af2"/>
-        <w:numPr>
-          <w:ilvl w:val="0"/>
-          <w:numId w:val="1"/>
-        </w:numPr>
-        <w:ind w:left="0" w:firstLine="709"/>
+        <w:ind w:firstLine="709"/>
         <w:rPr>
           <w:b/>
         </w:rPr>
@@ -767,6 +754,18 @@
         <w:rPr>
           <w:b/>
         </w:rPr>
+        <w:t>3.</w:t>
+      </w:r>
+      <w:r>
+        <w:rPr>
+          <w:b/>
+        </w:rPr>
+        <w:tab/>
+      </w:r>
+      <w:r>
+        <w:rPr>
+          <w:b/>
+        </w:rPr>
         <w:t xml:space="preserve">Процедура расчета и выплаты суммы </w:t>
       </w:r>
       <w:r>
@@ -809,12 +808,14 @@
     <w:p>
       <w:pPr>
         <w:pStyle w:val="af2"/>
-        <w:numPr>
-          <w:ilvl w:val="1"/>
-          <w:numId w:val="1"/>
-        </w:numPr>
-        <w:ind w:left="0" w:firstLine="709"/>
-      </w:pPr>
+        <w:ind w:firstLine="709"/>
+      </w:pPr>
+      <w:r>
+        <w:t>3.1.</w:t>
+      </w:r>
+      <w:r>
+        <w:tab/>
+      </w:r>
       <w:r>
         <w:t xml:space="preserve">Часть суммы </w:t>
       </w:r>
@@ -840,15 +841,7 @@
         <w:t>ф</w:t>
       </w:r>
       <w:r>
-        <w:t xml:space="preserve">инансировании, условия которых были согласованы с </w:t>
-      </w:r>
-      <w:proofErr w:type="spellStart"/>
-      <w:r>
-        <w:t>Концедентом</w:t>
-      </w:r>
-      <w:proofErr w:type="spellEnd"/>
-      <w:r>
-        <w:t xml:space="preserve"> до </w:t>
+        <w:t xml:space="preserve">инансировании, условия которых были согласованы с Концедентом до </w:t>
       </w:r>
       <w:r>
         <w:t>дня</w:t>
@@ -866,12 +859,14 @@
     <w:p>
       <w:pPr>
         <w:pStyle w:val="af2"/>
-        <w:numPr>
-          <w:ilvl w:val="1"/>
-          <w:numId w:val="1"/>
-        </w:numPr>
-        <w:ind w:left="0" w:firstLine="709"/>
-      </w:pPr>
+        <w:ind w:firstLine="709"/>
+      </w:pPr>
+      <w:r>
+        <w:t>3.2.</w:t>
+      </w:r>
+      <w:r>
+        <w:tab/>
+      </w:r>
       <w:r>
         <w:t xml:space="preserve">Части суммы </w:t>
       </w:r>
@@ -897,12 +892,14 @@
     <w:p>
       <w:pPr>
         <w:pStyle w:val="af2"/>
-        <w:numPr>
-          <w:ilvl w:val="2"/>
-          <w:numId w:val="1"/>
-        </w:numPr>
-        <w:ind w:left="0" w:firstLine="709"/>
-      </w:pPr>
+        <w:ind w:firstLine="709"/>
+      </w:pPr>
+      <w:r>
+        <w:t>3.2.1.</w:t>
+      </w:r>
+      <w:r>
+        <w:tab/>
+      </w:r>
       <w:r>
         <w:t xml:space="preserve">в части </w:t>
       </w:r>
@@ -922,12 +919,14 @@
     <w:p>
       <w:pPr>
         <w:pStyle w:val="af2"/>
-        <w:numPr>
-          <w:ilvl w:val="2"/>
-          <w:numId w:val="1"/>
-        </w:numPr>
-        <w:ind w:left="0" w:firstLine="709"/>
-      </w:pPr>
+        <w:ind w:firstLine="709"/>
+      </w:pPr>
+      <w:r>
+        <w:t>3.2.2.</w:t>
+      </w:r>
+      <w:r>
+        <w:tab/>
+      </w:r>
       <w:r>
         <w:t xml:space="preserve">в части </w:t>
       </w:r>
@@ -971,23 +970,17 @@
     <w:p>
       <w:pPr>
         <w:pStyle w:val="af2"/>
-        <w:numPr>
-          <w:ilvl w:val="1"/>
-          <w:numId w:val="1"/>
-        </w:numPr>
-        <w:ind w:left="0" w:firstLine="709"/>
+        <w:ind w:firstLine="709"/>
       </w:pPr>
       <w:bookmarkStart w:id="3" w:name="_Ref409728691"/>
       <w:r>
-        <w:t xml:space="preserve">Концессионер обязан предоставить </w:t>
-      </w:r>
-      <w:proofErr w:type="spellStart"/>
-      <w:r>
-        <w:t>Концеденту</w:t>
-      </w:r>
-      <w:proofErr w:type="spellEnd"/>
-      <w:r>
-        <w:t xml:space="preserve"> расчет соответствующей суммы </w:t>
+        <w:t>3.3.</w:t>
+      </w:r>
+      <w:r>
+        <w:tab/>
+      </w:r>
+      <w:r>
+        <w:t xml:space="preserve">Концессионер обязан предоставить Концеденту расчет соответствующей суммы </w:t>
       </w:r>
       <w:r>
         <w:t>в</w:t>
@@ -1012,14 +1005,16 @@
     <w:p>
       <w:pPr>
         <w:pStyle w:val="af4"/>
-        <w:numPr>
-          <w:ilvl w:val="2"/>
-          <w:numId w:val="3"/>
-        </w:numPr>
         <w:ind w:left="0" w:firstLine="709"/>
         <w:outlineLvl w:val="8"/>
       </w:pPr>
       <w:r>
+        <w:t>(a)</w:t>
+      </w:r>
+      <w:r>
+        <w:tab/>
+      </w:r>
+      <w:r>
         <w:t xml:space="preserve">одновременно с </w:t>
       </w:r>
       <w:r>
@@ -1038,14 +1033,16 @@
     <w:p>
       <w:pPr>
         <w:pStyle w:val="af4"/>
-        <w:numPr>
-          <w:ilvl w:val="2"/>
-          <w:numId w:val="3"/>
-        </w:numPr>
         <w:ind w:left="0" w:firstLine="709"/>
         <w:outlineLvl w:val="8"/>
       </w:pPr>
       <w:r>
+        <w:t>(b)</w:t>
+      </w:r>
+      <w:r>
+        <w:tab/>
+      </w:r>
+      <w:r>
         <w:t>в течение 15 (</w:t>
       </w:r>
       <w:r>
@@ -1058,34 +1055,23 @@
         <w:t>р</w:t>
       </w:r>
       <w:r>
-        <w:t xml:space="preserve">абочих дней с момента получения Заявления о Расторжении от </w:t>
-      </w:r>
-      <w:proofErr w:type="spellStart"/>
-      <w:r>
-        <w:t>Концедента</w:t>
-      </w:r>
-      <w:proofErr w:type="spellEnd"/>
-      <w:r>
-        <w:t>.</w:t>
+        <w:t>абочих дней с момента получения Заявления о Расторжении от Концедента.</w:t>
       </w:r>
     </w:p>
     <w:p>
       <w:pPr>
         <w:pStyle w:val="af2"/>
-        <w:numPr>
-          <w:ilvl w:val="1"/>
-          <w:numId w:val="1"/>
-        </w:numPr>
-        <w:ind w:left="0" w:firstLine="709"/>
+        <w:ind w:firstLine="709"/>
       </w:pPr>
       <w:bookmarkStart w:id="4" w:name="_Ref409728790"/>
-      <w:proofErr w:type="spellStart"/>
-      <w:r>
-        <w:t>Концедент</w:t>
-      </w:r>
-      <w:proofErr w:type="spellEnd"/>
-      <w:r>
-        <w:t xml:space="preserve"> обязан в течение 15 (</w:t>
+      <w:r>
+        <w:t>3.4.</w:t>
+      </w:r>
+      <w:r>
+        <w:tab/>
+      </w:r>
+      <w:r>
+        <w:t>Концедент обязан в течение 15 (</w:t>
       </w:r>
       <w:r>
         <w:t>п</w:t>
@@ -1131,12 +1117,14 @@
     <w:p>
       <w:pPr>
         <w:pStyle w:val="af2"/>
-        <w:numPr>
-          <w:ilvl w:val="1"/>
-          <w:numId w:val="1"/>
-        </w:numPr>
-        <w:ind w:left="0" w:firstLine="709"/>
-      </w:pPr>
+        <w:ind w:firstLine="709"/>
+      </w:pPr>
+      <w:r>
+        <w:t>3.5.</w:t>
+      </w:r>
+      <w:r>
+        <w:tab/>
+      </w:r>
       <w:r>
         <w:t xml:space="preserve">С целью проверки расчета суммы </w:t>
       </w:r>
@@ -1156,60 +1144,30 @@
         <w:t>р</w:t>
       </w:r>
       <w:r>
-        <w:t xml:space="preserve">асторжении, предоставленного Концессионером, а также в случае непредставления Концессионером такого расчета и/или необходимых документов, обосновывающих такой расчет, </w:t>
-      </w:r>
-      <w:proofErr w:type="spellStart"/>
-      <w:r>
-        <w:t>Концедент</w:t>
-      </w:r>
-      <w:proofErr w:type="spellEnd"/>
-      <w:r>
-        <w:t xml:space="preserve"> вправе осуществлять любые проверки, требовать предоставления Концессионером необходимых ему документов и сведений, проводить инвентаризацию имущества Концессионера, входящего в состав Объекта Соглашения и </w:t>
+        <w:t xml:space="preserve">асторжении, предоставленного Концессионером, а также в случае непредставления Концессионером такого расчета и/или необходимых документов, обосновывающих такой расчет, Концедент вправе осуществлять любые проверки, требовать предоставления Концессионером необходимых ему документов и сведений, проводить инвентаризацию имущества Концессионера, входящего в состав Объекта Соглашения и </w:t>
       </w:r>
       <w:r>
         <w:t>и</w:t>
       </w:r>
       <w:r>
-        <w:t xml:space="preserve">мущества </w:t>
-      </w:r>
-      <w:proofErr w:type="spellStart"/>
-      <w:r>
-        <w:t>Концедента</w:t>
-      </w:r>
-      <w:proofErr w:type="spellEnd"/>
-      <w:r>
-        <w:t xml:space="preserve"> (в случае предоставления такого имущества </w:t>
-      </w:r>
-      <w:proofErr w:type="spellStart"/>
-      <w:r>
-        <w:t>Концедентом</w:t>
-      </w:r>
-      <w:proofErr w:type="spellEnd"/>
-      <w:r>
-        <w:t xml:space="preserve"> Концессионеру).</w:t>
+        <w:t>мущества Концедента (в случае предоставления такого имущества Концедентом Концессионеру).</w:t>
       </w:r>
     </w:p>
     <w:p>
       <w:pPr>
         <w:pStyle w:val="af2"/>
-        <w:numPr>
-          <w:ilvl w:val="1"/>
-          <w:numId w:val="1"/>
-        </w:numPr>
-        <w:ind w:left="0" w:firstLine="709"/>
+        <w:ind w:firstLine="709"/>
       </w:pPr>
       <w:bookmarkStart w:id="5" w:name="_Ref476524922"/>
       <w:r>
         <w:lastRenderedPageBreak/>
-        <w:t xml:space="preserve">Если </w:t>
-      </w:r>
-      <w:proofErr w:type="spellStart"/>
-      <w:r>
-        <w:t>Концедент</w:t>
-      </w:r>
-      <w:proofErr w:type="spellEnd"/>
-      <w:r>
-        <w:t xml:space="preserve"> не утверждает расчет суммы </w:t>
+        <w:t>3.6.</w:t>
+      </w:r>
+      <w:r>
+        <w:tab/>
+      </w:r>
+      <w:r>
+        <w:t xml:space="preserve">Если Концедент не утверждает расчет суммы </w:t>
       </w:r>
       <w:r>
         <w:t>в</w:t>
@@ -1294,14 +1252,16 @@
     <w:p>
       <w:pPr>
         <w:pStyle w:val="af2"/>
-        <w:numPr>
-          <w:ilvl w:val="1"/>
-          <w:numId w:val="1"/>
-        </w:numPr>
-        <w:ind w:left="0" w:firstLine="709"/>
+        <w:ind w:firstLine="709"/>
       </w:pPr>
       <w:bookmarkStart w:id="6" w:name="_Ref476595950"/>
       <w:r>
+        <w:t>3.7.</w:t>
+      </w:r>
+      <w:r>
+        <w:tab/>
+      </w:r>
+      <w:r>
         <w:t xml:space="preserve">Сумма </w:t>
       </w:r>
       <w:r>
@@ -1320,15 +1280,7 @@
         <w:t>р</w:t>
       </w:r>
       <w:r>
-        <w:t xml:space="preserve">асторжении подлежит выплате </w:t>
-      </w:r>
-      <w:proofErr w:type="spellStart"/>
-      <w:r>
-        <w:t>Концедентом</w:t>
-      </w:r>
-      <w:proofErr w:type="spellEnd"/>
-      <w:r>
-        <w:t xml:space="preserve"> в течение 6 (</w:t>
+        <w:t>асторжении подлежит выплате Концедентом в течение 6 (</w:t>
       </w:r>
       <w:r>
         <w:t>ш</w:t>
@@ -1341,14 +1293,16 @@
     <w:p>
       <w:pPr>
         <w:pStyle w:val="af4"/>
-        <w:numPr>
-          <w:ilvl w:val="2"/>
-          <w:numId w:val="4"/>
-        </w:numPr>
         <w:ind w:left="0" w:firstLine="709"/>
         <w:outlineLvl w:val="8"/>
       </w:pPr>
       <w:r>
+        <w:t>(a)</w:t>
+      </w:r>
+      <w:r>
+        <w:tab/>
+      </w:r>
+      <w:r>
         <w:t xml:space="preserve">дата вступления в законную силу решения </w:t>
       </w:r>
       <w:r>
@@ -1361,37 +1315,33 @@
     <w:p>
       <w:pPr>
         <w:pStyle w:val="af4"/>
-        <w:numPr>
-          <w:ilvl w:val="2"/>
-          <w:numId w:val="5"/>
-        </w:numPr>
         <w:ind w:left="0" w:firstLine="709"/>
         <w:outlineLvl w:val="8"/>
       </w:pPr>
       <w:r>
+        <w:t>(a)</w:t>
+      </w:r>
+      <w:r>
+        <w:tab/>
+      </w:r>
+      <w:r>
         <w:t>дата подписания Сторонами соглашения о расторжении Соглашения;</w:t>
       </w:r>
     </w:p>
     <w:p>
       <w:pPr>
         <w:pStyle w:val="af4"/>
-        <w:numPr>
-          <w:ilvl w:val="2"/>
-          <w:numId w:val="5"/>
-        </w:numPr>
         <w:ind w:left="0" w:firstLine="709"/>
         <w:outlineLvl w:val="8"/>
       </w:pPr>
       <w:r>
-        <w:t xml:space="preserve">дата согласования </w:t>
-      </w:r>
-      <w:proofErr w:type="spellStart"/>
-      <w:r>
-        <w:t>Концедентом</w:t>
-      </w:r>
-      <w:proofErr w:type="spellEnd"/>
-      <w:r>
-        <w:t xml:space="preserve"> суммы </w:t>
+        <w:t>(b)</w:t>
+      </w:r>
+      <w:r>
+        <w:tab/>
+      </w:r>
+      <w:r>
+        <w:t xml:space="preserve">дата согласования Концедентом суммы </w:t>
       </w:r>
       <w:r>
         <w:t>в</w:t>
@@ -1433,12 +1383,14 @@
     <w:p>
       <w:pPr>
         <w:pStyle w:val="af2"/>
-        <w:numPr>
-          <w:ilvl w:val="1"/>
-          <w:numId w:val="1"/>
-        </w:numPr>
-        <w:ind w:left="0" w:firstLine="709"/>
-      </w:pPr>
+        <w:ind w:firstLine="709"/>
+      </w:pPr>
+      <w:r>
+        <w:t>3.8.</w:t>
+      </w:r>
+      <w:r>
+        <w:tab/>
+      </w:r>
       <w:r>
         <w:t xml:space="preserve">Расчет суммы </w:t>
       </w:r>
@@ -1476,12 +1428,14 @@
     <w:p>
       <w:pPr>
         <w:pStyle w:val="af2"/>
-        <w:numPr>
-          <w:ilvl w:val="1"/>
-          <w:numId w:val="1"/>
-        </w:numPr>
-        <w:ind w:left="0" w:firstLine="709"/>
-      </w:pPr>
+        <w:ind w:firstLine="709"/>
+      </w:pPr>
+      <w:r>
+        <w:t>3.9.</w:t>
+      </w:r>
+      <w:r>
+        <w:tab/>
+      </w:r>
       <w:r>
         <w:t xml:space="preserve">Финансирующие </w:t>
       </w:r>
@@ -1537,15 +1491,7 @@
         <w:t>с</w:t>
       </w:r>
       <w:r>
-        <w:t xml:space="preserve">уду и </w:t>
-      </w:r>
-      <w:proofErr w:type="spellStart"/>
-      <w:r>
-        <w:t>Концеденту</w:t>
-      </w:r>
-      <w:proofErr w:type="spellEnd"/>
-      <w:r>
-        <w:t xml:space="preserve"> собственный расчет суммы задолженности перед </w:t>
+        <w:t xml:space="preserve">уду и Концеденту собственный расчет суммы задолженности перед </w:t>
       </w:r>
       <w:r>
         <w:t>ф</w:t>
@@ -1563,14 +1509,16 @@
     <w:p>
       <w:pPr>
         <w:pStyle w:val="af2"/>
-        <w:numPr>
-          <w:ilvl w:val="1"/>
-          <w:numId w:val="1"/>
-        </w:numPr>
-        <w:ind w:left="0" w:firstLine="709"/>
+        <w:ind w:firstLine="709"/>
       </w:pPr>
       <w:bookmarkStart w:id="7" w:name="_Ref409728988"/>
       <w:r>
+        <w:t>3.10.</w:t>
+      </w:r>
+      <w:r>
+        <w:tab/>
+      </w:r>
+      <w:r>
         <w:t xml:space="preserve">На невыплаченную часть суммы </w:t>
       </w:r>
       <w:r>
@@ -1595,12 +1543,14 @@
     <w:p>
       <w:pPr>
         <w:pStyle w:val="af2"/>
-        <w:numPr>
-          <w:ilvl w:val="2"/>
-          <w:numId w:val="1"/>
-        </w:numPr>
-        <w:ind w:left="0" w:firstLine="709"/>
-      </w:pPr>
+        <w:ind w:firstLine="709"/>
+      </w:pPr>
+      <w:r>
+        <w:t>3.10.1.</w:t>
+      </w:r>
+      <w:r>
+        <w:tab/>
+      </w:r>
       <w:r>
         <w:t>После истечения периода, предусмотренного пунктом 3.7 настоящего Приложения - по 1/300 ключевой ставки Банка России, действующей на дату начисления процентов, за каждый день просрочки в течение</w:t>
       </w:r>
@@ -1614,12 +1564,14 @@
     <w:p>
       <w:pPr>
         <w:pStyle w:val="af2"/>
-        <w:numPr>
-          <w:ilvl w:val="2"/>
-          <w:numId w:val="1"/>
-        </w:numPr>
-        <w:ind w:left="0" w:firstLine="709"/>
-      </w:pPr>
+        <w:ind w:firstLine="709"/>
+      </w:pPr>
+      <w:r>
+        <w:t>3.10.2.</w:t>
+      </w:r>
+      <w:r>
+        <w:tab/>
+      </w:r>
       <w:r>
         <w:t>по истечении периода, предусмотренного пунктом 3.</w:t>
       </w:r>
@@ -1634,35 +1586,31 @@
     <w:p>
       <w:pPr>
         <w:pStyle w:val="af2"/>
-        <w:numPr>
-          <w:ilvl w:val="1"/>
-          <w:numId w:val="1"/>
-        </w:numPr>
-        <w:ind w:left="0" w:firstLine="709"/>
-      </w:pPr>
-      <w:r>
-        <w:t xml:space="preserve">Выплаченные </w:t>
-      </w:r>
-      <w:proofErr w:type="spellStart"/>
-      <w:r>
-        <w:t>Концедентом</w:t>
-      </w:r>
-      <w:proofErr w:type="spellEnd"/>
-      <w:r>
-        <w:t xml:space="preserve"> в качестве Возмещения при Досрочном Расторжении денежные средства зачитываются в счет погашения задолженности по выплате частей Возмещения при Досрочном Расторжении в следующем порядке:</w:t>
+        <w:ind w:firstLine="709"/>
+      </w:pPr>
+      <w:r>
+        <w:t>3.11.</w:t>
+      </w:r>
+      <w:r>
+        <w:tab/>
+      </w:r>
+      <w:r>
+        <w:t>Выплаченные Концедентом в качестве Возмещения при Досрочном Расторжении денежные средства зачитываются в счет погашения задолженности по выплате частей Возмещения при Досрочном Расторжении в следующем порядке:</w:t>
       </w:r>
     </w:p>
     <w:p>
       <w:pPr>
         <w:pStyle w:val="af4"/>
-        <w:numPr>
-          <w:ilvl w:val="2"/>
-          <w:numId w:val="6"/>
-        </w:numPr>
         <w:ind w:left="0" w:firstLine="709"/>
         <w:outlineLvl w:val="8"/>
       </w:pPr>
       <w:r>
+        <w:t>(i)</w:t>
+      </w:r>
+      <w:r>
+        <w:tab/>
+      </w:r>
+      <w:r>
         <w:t xml:space="preserve">сумма задолженности перед </w:t>
       </w:r>
       <w:r>
@@ -1681,14 +1629,16 @@
     <w:p>
       <w:pPr>
         <w:pStyle w:val="af4"/>
-        <w:numPr>
-          <w:ilvl w:val="2"/>
-          <w:numId w:val="6"/>
-        </w:numPr>
         <w:ind w:left="0" w:firstLine="709"/>
         <w:outlineLvl w:val="8"/>
       </w:pPr>
       <w:r>
+        <w:t>(ii)</w:t>
+      </w:r>
+      <w:r>
+        <w:tab/>
+      </w:r>
+      <w:r>
         <w:t xml:space="preserve">сумма возмещаемых </w:t>
       </w:r>
       <w:r>
@@ -1707,11 +1657,7 @@
     <w:p>
       <w:pPr>
         <w:pStyle w:val="af2"/>
-        <w:numPr>
-          <w:ilvl w:val="0"/>
-          <w:numId w:val="1"/>
-        </w:numPr>
-        <w:ind w:left="0" w:firstLine="709"/>
+        <w:ind w:firstLine="709"/>
         <w:rPr>
           <w:b/>
         </w:rPr>
@@ -1720,6 +1666,18 @@
         <w:rPr>
           <w:b/>
         </w:rPr>
+        <w:t>4.</w:t>
+      </w:r>
+      <w:r>
+        <w:rPr>
+          <w:b/>
+        </w:rPr>
+        <w:tab/>
+      </w:r>
+      <w:r>
+        <w:rPr>
+          <w:b/>
+        </w:rPr>
         <w:t xml:space="preserve">Формулы расчета отдельных сумм в составе </w:t>
       </w:r>
       <w:r>
@@ -1762,14 +1720,16 @@
     <w:p>
       <w:pPr>
         <w:pStyle w:val="af2"/>
-        <w:numPr>
-          <w:ilvl w:val="1"/>
-          <w:numId w:val="1"/>
-        </w:numPr>
-        <w:ind w:left="0" w:firstLine="709"/>
+        <w:ind w:firstLine="709"/>
       </w:pPr>
       <w:bookmarkStart w:id="8" w:name="_Ref474320776"/>
       <w:r>
+        <w:t>4.1.</w:t>
+      </w:r>
+      <w:r>
+        <w:tab/>
+      </w:r>
+      <w:r>
         <w:t xml:space="preserve">Сумма задолженности перед </w:t>
       </w:r>
       <w:r>
@@ -1789,13 +1749,15 @@
     <w:p>
       <w:pPr>
         <w:pStyle w:val="af2"/>
-        <w:numPr>
-          <w:ilvl w:val="2"/>
-          <w:numId w:val="1"/>
-        </w:numPr>
-        <w:ind w:left="0" w:firstLine="709"/>
+        <w:ind w:firstLine="709"/>
       </w:pPr>
       <w:bookmarkStart w:id="9" w:name="_Ref474374926"/>
+      <w:r>
+        <w:t>4.1.1.</w:t>
+      </w:r>
+      <w:r>
+        <w:tab/>
+      </w:r>
       <w:r>
         <w:t>суммы ссудной задолженности</w:t>
       </w:r>
@@ -1850,14 +1812,16 @@
     <w:p>
       <w:pPr>
         <w:pStyle w:val="af2"/>
-        <w:numPr>
-          <w:ilvl w:val="2"/>
-          <w:numId w:val="1"/>
-        </w:numPr>
-        <w:ind w:left="0" w:firstLine="709"/>
+        <w:ind w:firstLine="709"/>
       </w:pPr>
       <w:bookmarkStart w:id="10" w:name="_Ref474374933"/>
       <w:r>
+        <w:t>4.1.2.</w:t>
+      </w:r>
+      <w:r>
+        <w:tab/>
+      </w:r>
+      <w:r>
         <w:t xml:space="preserve">всех сумм, подлежащих уплате Концессионером в пользу </w:t>
       </w:r>
       <w:r>
@@ -1910,26 +1874,20 @@
         <w:t>о</w:t>
       </w:r>
       <w:r>
-        <w:t xml:space="preserve">рганизациями с </w:t>
-      </w:r>
-      <w:proofErr w:type="spellStart"/>
-      <w:r>
-        <w:t>Концедентом</w:t>
-      </w:r>
-      <w:proofErr w:type="spellEnd"/>
-      <w:r>
-        <w:t>.</w:t>
+        <w:t>рганизациями с Концедентом.</w:t>
       </w:r>
     </w:p>
     <w:p>
       <w:pPr>
         <w:pStyle w:val="af2"/>
-        <w:numPr>
-          <w:ilvl w:val="1"/>
-          <w:numId w:val="1"/>
-        </w:numPr>
-        <w:ind w:left="0" w:firstLine="709"/>
-      </w:pPr>
+        <w:ind w:firstLine="709"/>
+      </w:pPr>
+      <w:r>
+        <w:t>4.2.</w:t>
+      </w:r>
+      <w:r>
+        <w:tab/>
+      </w:r>
       <w:r>
         <w:t xml:space="preserve">Сумма возмещаемых </w:t>
       </w:r>
@@ -2093,7 +2051,6 @@
           <w:sz w:val="24"/>
         </w:rPr>
       </w:pPr>
-      <w:proofErr w:type="spellStart"/>
       <w:r>
         <w:rPr>
           <w:i/>
@@ -2110,7 +2067,6 @@
         <w:t>m</w:t>
       </w:r>
       <w:bookmarkStart w:id="13" w:name="_DV_C212"/>
-      <w:proofErr w:type="spellEnd"/>
       <w:r>
         <w:rPr>
           <w:i/>
@@ -2141,7 +2097,6 @@
         </w:rPr>
       </w:pPr>
       <w:bookmarkStart w:id="14" w:name="_DV_C213"/>
-      <w:proofErr w:type="spellStart"/>
       <w:r>
         <w:rPr>
           <w:i/>
@@ -2157,7 +2112,6 @@
         </w:rPr>
         <w:t>i</w:t>
       </w:r>
-      <w:proofErr w:type="spellEnd"/>
       <w:r>
         <w:rPr>
           <w:sz w:val="24"/>
@@ -2246,7 +2200,6 @@
         </w:rPr>
       </w:pPr>
       <w:bookmarkStart w:id="16" w:name="_DV_C215"/>
-      <w:proofErr w:type="spellStart"/>
       <w:r>
         <w:rPr>
           <w:i/>
@@ -2254,7 +2207,6 @@
         </w:rPr>
         <w:t>УКi</w:t>
       </w:r>
-      <w:proofErr w:type="spellEnd"/>
       <w:r>
         <w:rPr>
           <w:sz w:val="24"/>
@@ -2298,21 +2250,12 @@
       <w:bookmarkStart w:id="17" w:name="_DV_M919"/>
       <w:bookmarkStart w:id="18" w:name="_DV_C220"/>
       <w:bookmarkEnd w:id="17"/>
-      <w:proofErr w:type="spellStart"/>
       <w:r>
         <w:rPr>
           <w:i/>
           <w:sz w:val="24"/>
         </w:rPr>
-        <w:t>СФi</w:t>
-      </w:r>
-      <w:proofErr w:type="spellEnd"/>
-      <w:r>
-        <w:rPr>
-          <w:i/>
-          <w:sz w:val="24"/>
-        </w:rPr>
-        <w:t xml:space="preserve"> </w:t>
+        <w:t xml:space="preserve">СФi </w:t>
       </w:r>
       <w:r>
         <w:rPr>
@@ -2379,7 +2322,6 @@
         </w:rPr>
       </w:pPr>
       <w:bookmarkStart w:id="19" w:name="_DV_C221"/>
-      <w:proofErr w:type="spellStart"/>
       <w:r>
         <w:rPr>
           <w:i/>
@@ -2387,7 +2329,6 @@
         </w:rPr>
         <w:t>ДИi</w:t>
       </w:r>
-      <w:proofErr w:type="spellEnd"/>
       <w:r>
         <w:rPr>
           <w:sz w:val="24"/>
@@ -2417,21 +2358,12 @@
         </w:rPr>
       </w:pPr>
       <w:bookmarkStart w:id="20" w:name="_DV_C222"/>
-      <w:proofErr w:type="spellStart"/>
       <w:r>
         <w:rPr>
           <w:i/>
           <w:sz w:val="24"/>
         </w:rPr>
-        <w:t>ОСФi</w:t>
-      </w:r>
-      <w:proofErr w:type="spellEnd"/>
-      <w:r>
-        <w:rPr>
-          <w:i/>
-          <w:sz w:val="24"/>
-        </w:rPr>
-        <w:t xml:space="preserve"> </w:t>
+        <w:t xml:space="preserve">ОСФi </w:t>
       </w:r>
       <w:r>
         <w:rPr>
@@ -2476,55 +2408,40 @@
         </w:rPr>
       </w:pPr>
       <w:bookmarkStart w:id="21" w:name="_DV_C223"/>
-      <w:proofErr w:type="spellStart"/>
       <w:r>
         <w:rPr>
           <w:i/>
           <w:sz w:val="24"/>
         </w:rPr>
-        <w:t>ПСФi</w:t>
-      </w:r>
-      <w:proofErr w:type="spellEnd"/>
-      <w:r>
-        <w:rPr>
-          <w:i/>
+        <w:t xml:space="preserve">ПСФi </w:t>
+      </w:r>
+      <w:r>
+        <w:rPr>
+          <w:sz w:val="24"/>
+        </w:rPr>
+        <w:t>- выплаты Концессионером процентов по соглашению(-ям) о предоставлении Акционерных Займов в году “i” в ценах i-го года после уплаты налогов.</w:t>
+      </w:r>
+      <w:bookmarkEnd w:id="21"/>
+      <w:r>
+        <w:rPr>
           <w:sz w:val="24"/>
         </w:rPr>
         <w:t xml:space="preserve"> </w:t>
       </w:r>
-      <w:r>
-        <w:rPr>
-          <w:sz w:val="24"/>
-        </w:rPr>
-        <w:t>- выплаты Концессионером процентов по соглашению(-ям) о предоставлении Акционерных Займов в году “i” в ценах i-го года после уплаты налогов.</w:t>
-      </w:r>
-      <w:bookmarkEnd w:id="21"/>
-      <w:r>
-        <w:rPr>
-          <w:sz w:val="24"/>
-        </w:rPr>
-        <w:t xml:space="preserve"> </w:t>
-      </w:r>
     </w:p>
     <w:p>
       <w:pPr>
         <w:pStyle w:val="af2"/>
-        <w:numPr>
-          <w:ilvl w:val="1"/>
-          <w:numId w:val="1"/>
-        </w:numPr>
-        <w:ind w:left="0" w:firstLine="709"/>
-      </w:pPr>
-      <w:r>
-        <w:t xml:space="preserve">В целях осуществления контроля </w:t>
-      </w:r>
-      <w:proofErr w:type="spellStart"/>
-      <w:r>
-        <w:t>Концедентом</w:t>
-      </w:r>
-      <w:proofErr w:type="spellEnd"/>
-      <w:r>
-        <w:t xml:space="preserve"> целевого использования вложений </w:t>
+        <w:ind w:firstLine="709"/>
+      </w:pPr>
+      <w:r>
+        <w:t>4.3.</w:t>
+      </w:r>
+      <w:r>
+        <w:tab/>
+      </w:r>
+      <w:r>
+        <w:t xml:space="preserve">В целях осуществления контроля Концедентом целевого использования вложений </w:t>
       </w:r>
       <w:r>
         <w:t>с</w:t>
@@ -2547,8 +2464,6 @@
       <w:r>
         <w:t>о</w:t>
       </w:r>
-      <w:bookmarkStart w:id="22" w:name="_GoBack"/>
-      <w:bookmarkEnd w:id="22"/>
       <w:r>
         <w:t>рганизаций для целей создания Объекта Соглашения должно соблюдаться следующее неравенство:</w:t>
       </w:r>
@@ -2697,7 +2612,6 @@
           <w:sz w:val="24"/>
         </w:rPr>
       </w:pPr>
-      <w:proofErr w:type="spellStart"/>
       <w:r>
         <w:rPr>
           <w:i/>
@@ -2713,37 +2627,14 @@
         </w:rPr>
         <w:t>i</w:t>
       </w:r>
-      <w:proofErr w:type="spellEnd"/>
-      <w:r>
-        <w:rPr>
-          <w:sz w:val="24"/>
-        </w:rPr>
-        <w:t xml:space="preserve"> – сумма расходов Концессионера на Создание и Модернизацию Объекта Соглашения и Имущества </w:t>
-      </w:r>
-      <w:proofErr w:type="spellStart"/>
-      <w:r>
-        <w:rPr>
-          <w:sz w:val="24"/>
-        </w:rPr>
-        <w:t>Концедента</w:t>
-      </w:r>
-      <w:proofErr w:type="spellEnd"/>
-      <w:r>
-        <w:rPr>
-          <w:sz w:val="24"/>
-        </w:rPr>
-        <w:t xml:space="preserve"> </w:t>
-      </w:r>
-      <w:r>
-        <w:t xml:space="preserve">(в случае предоставления такого имущества </w:t>
-      </w:r>
-      <w:proofErr w:type="spellStart"/>
-      <w:r>
-        <w:t>Концедентом</w:t>
-      </w:r>
-      <w:proofErr w:type="spellEnd"/>
-      <w:r>
-        <w:t xml:space="preserve"> Концессионеру)</w:t>
+      <w:r>
+        <w:rPr>
+          <w:sz w:val="24"/>
+        </w:rPr>
+        <w:t xml:space="preserve"> – сумма расходов Концессионера на Создание и Модернизацию Объекта Соглашения и Имущества Концедента </w:t>
+      </w:r>
+      <w:r>
+        <w:t>(в случае предоставления такого имущества Концедентом Концессионеру)</w:t>
       </w:r>
       <w:r>
         <w:rPr>
@@ -2797,7 +2688,6 @@
           <w:sz w:val="24"/>
         </w:rPr>
       </w:pPr>
-      <w:proofErr w:type="spellStart"/>
       <w:r>
         <w:rPr>
           <w:i/>
@@ -2813,7 +2703,6 @@
         </w:rPr>
         <w:t>i</w:t>
       </w:r>
-      <w:proofErr w:type="spellEnd"/>
       <w:r>
         <w:rPr>
           <w:sz w:val="24"/>
@@ -2829,7 +2718,6 @@
           <w:sz w:val="24"/>
         </w:rPr>
       </w:pPr>
-      <w:proofErr w:type="spellStart"/>
       <w:r>
         <w:rPr>
           <w:i/>
@@ -2845,7 +2733,6 @@
         </w:rPr>
         <w:t>i</w:t>
       </w:r>
-      <w:proofErr w:type="spellEnd"/>
       <w:r>
         <w:rPr>
           <w:i/>
@@ -2987,25 +2874,7 @@
                 <w:sz w:val="24"/>
                 <w:szCs w:val="24"/>
               </w:rPr>
-              <w:t xml:space="preserve">От </w:t>
-            </w:r>
-            <w:proofErr w:type="spellStart"/>
-            <w:r>
-              <w:rPr>
-                <w:b/>
-                <w:sz w:val="24"/>
-                <w:szCs w:val="24"/>
-              </w:rPr>
-              <w:t>Концедента</w:t>
-            </w:r>
-            <w:proofErr w:type="spellEnd"/>
-            <w:r>
-              <w:rPr>
-                <w:b/>
-                <w:sz w:val="24"/>
-                <w:szCs w:val="24"/>
-              </w:rPr>
-              <w:t>:</w:t>
+              <w:t>От Концедента:</w:t>
             </w:r>
           </w:p>
           <w:p>
@@ -3226,7 +3095,7 @@
 </file>
 
 <file path=word/endnotes.xml><?xml version="1.0" encoding="utf-8"?>
-<w:endnotes xmlns:wpc="http://schemas.microsoft.com/office/word/2010/wordprocessingCanvas" xmlns:cx="http://schemas.microsoft.com/office/drawing/2014/chartex" xmlns:cx1="http://schemas.microsoft.com/office/drawing/2015/9/8/chartex" xmlns:cx2="http://schemas.microsoft.com/office/drawing/2015/10/21/chartex" xmlns:cx3="http://schemas.microsoft.com/office/drawing/2016/5/9/chartex" xmlns:cx4="http://schemas.microsoft.com/office/drawing/2016/5/10/chartex" xmlns:cx5="http://schemas.microsoft.com/office/drawing/2016/5/11/chartex" xmlns:cx6="http://schemas.microsoft.com/office/drawing/2016/5/12/chartex" xmlns:cx7="http://schemas.microsoft.com/office/drawing/2016/5/13/chartex" xmlns:cx8="http://schemas.microsoft.com/office/drawing/2016/5/14/chartex" xmlns:mc="http://schemas.openxmlformats.org/markup-compatibility/2006" xmlns:aink="http://schemas.microsoft.com/office/drawing/2016/ink" xmlns:am3d="http://schemas.microsoft.com/office/drawing/2017/model3d" xmlns:o="urn:schemas-microsoft-com:office:office" xmlns:r="http://schemas.openxmlformats.org/officeDocument/2006/relationships" xmlns:m="http://schemas.openxmlformats.org/officeDocument/2006/math" xmlns:v="urn:schemas-microsoft-com:vml" xmlns:wp14="http://schemas.microsoft.com/office/word/2010/wordprocessingDrawing" xmlns:wp="http://schemas.openxmlformats.org/drawingml/2006/wordprocessingDrawing" xmlns:w10="urn:schemas-microsoft-com:office:word" xmlns:w="http://schemas.openxmlformats.org/wordprocessingml/2006/main" xmlns:w14="http://schemas.microsoft.com/office/word/2010/wordml" xmlns:w15="http://schemas.microsoft.com/office/word/2012/wordml" xmlns:w16cid="http://schemas.microsoft.com/office/word/2016/wordml/cid" xmlns:w16se="http://schemas.microsoft.com/office/word/2015/wordml/symex" xmlns:wpg="http://schemas.microsoft.com/office/word/2010/wordprocessingGroup" xmlns:wpi="http://schemas.microsoft.com/office/word/2010/wordprocessingInk" xmlns:wne="http://schemas.microsoft.com/office/word/2006/wordml" xmlns:wps="http://schemas.microsoft.com/office/word/2010/wordprocessingShape" mc:Ignorable="w14 w15 w16se w16cid wp14">
+<w:endnotes xmlns:wpc="http://schemas.microsoft.com/office/word/2010/wordprocessingCanvas" xmlns:cx="http://schemas.microsoft.com/office/drawing/2014/chartex" xmlns:cx1="http://schemas.microsoft.com/office/drawing/2015/9/8/chartex" xmlns:cx2="http://schemas.microsoft.com/office/drawing/2015/10/21/chartex" xmlns:cx3="http://schemas.microsoft.com/office/drawing/2016/5/9/chartex" xmlns:cx4="http://schemas.microsoft.com/office/drawing/2016/5/10/chartex" xmlns:cx5="http://schemas.microsoft.com/office/drawing/2016/5/11/chartex" xmlns:cx6="http://schemas.microsoft.com/office/drawing/2016/5/12/chartex" xmlns:cx7="http://schemas.microsoft.com/office/drawing/2016/5/13/chartex" xmlns:cx8="http://schemas.microsoft.com/office/drawing/2016/5/14/chartex" xmlns:mc="http://schemas.openxmlformats.org/markup-compatibility/2006" xmlns:aink="http://schemas.microsoft.com/office/drawing/2016/ink" xmlns:am3d="http://schemas.microsoft.com/office/drawing/2017/model3d" xmlns:o="urn:schemas-microsoft-com:office:office" xmlns:oel="http://schemas.microsoft.com/office/2019/extlst" xmlns:r="http://schemas.openxmlformats.org/officeDocument/2006/relationships" xmlns:m="http://schemas.openxmlformats.org/officeDocument/2006/math" xmlns:v="urn:schemas-microsoft-com:vml" xmlns:wp14="http://schemas.microsoft.com/office/word/2010/wordprocessingDrawing" xmlns:wp="http://schemas.openxmlformats.org/drawingml/2006/wordprocessingDrawing" xmlns:w10="urn:schemas-microsoft-com:office:word" xmlns:w="http://schemas.openxmlformats.org/wordprocessingml/2006/main" xmlns:w14="http://schemas.microsoft.com/office/word/2010/wordml" xmlns:w15="http://schemas.microsoft.com/office/word/2012/wordml" xmlns:w16cex="http://schemas.microsoft.com/office/word/2018/wordml/cex" xmlns:w16cid="http://schemas.microsoft.com/office/word/2016/wordml/cid" xmlns:w16="http://schemas.microsoft.com/office/word/2018/wordml" xmlns:w16du="http://schemas.microsoft.com/office/word/2023/wordml/word16du" xmlns:w16sdtdh="http://schemas.microsoft.com/office/word/2020/wordml/sdtdatahash" xmlns:w16sdtfl="http://schemas.microsoft.com/office/word/2024/wordml/sdtformatlock" xmlns:w16se="http://schemas.microsoft.com/office/word/2015/wordml/symex" xmlns:wpg="http://schemas.microsoft.com/office/word/2010/wordprocessingGroup" xmlns:wpi="http://schemas.microsoft.com/office/word/2010/wordprocessingInk" xmlns:wne="http://schemas.microsoft.com/office/word/2006/wordml" xmlns:wps="http://schemas.microsoft.com/office/word/2010/wordprocessingShape" mc:Ignorable="w14 w15 w16se w16cid w16 w16cex w16sdtdh w16sdtfl w16du wp14">
   <w:endnote w:type="separator" w:id="-1">
     <w:p>
       <w:r>
@@ -3245,7 +3114,7 @@
 </file>
 
 <file path=word/footnotes.xml><?xml version="1.0" encoding="utf-8"?>
-<w:footnotes xmlns:wpc="http://schemas.microsoft.com/office/word/2010/wordprocessingCanvas" xmlns:cx="http://schemas.microsoft.com/office/drawing/2014/chartex" xmlns:cx1="http://schemas.microsoft.com/office/drawing/2015/9/8/chartex" xmlns:cx2="http://schemas.microsoft.com/office/drawing/2015/10/21/chartex" xmlns:cx3="http://schemas.microsoft.com/office/drawing/2016/5/9/chartex" xmlns:cx4="http://schemas.microsoft.com/office/drawing/2016/5/10/chartex" xmlns:cx5="http://schemas.microsoft.com/office/drawing/2016/5/11/chartex" xmlns:cx6="http://schemas.microsoft.com/office/drawing/2016/5/12/chartex" xmlns:cx7="http://schemas.microsoft.com/office/drawing/2016/5/13/chartex" xmlns:cx8="http://schemas.microsoft.com/office/drawing/2016/5/14/chartex" xmlns:mc="http://schemas.openxmlformats.org/markup-compatibility/2006" xmlns:aink="http://schemas.microsoft.com/office/drawing/2016/ink" xmlns:am3d="http://schemas.microsoft.com/office/drawing/2017/model3d" xmlns:o="urn:schemas-microsoft-com:office:office" xmlns:r="http://schemas.openxmlformats.org/officeDocument/2006/relationships" xmlns:m="http://schemas.openxmlformats.org/officeDocument/2006/math" xmlns:v="urn:schemas-microsoft-com:vml" xmlns:wp14="http://schemas.microsoft.com/office/word/2010/wordprocessingDrawing" xmlns:wp="http://schemas.openxmlformats.org/drawingml/2006/wordprocessingDrawing" xmlns:w10="urn:schemas-microsoft-com:office:word" xmlns:w="http://schemas.openxmlformats.org/wordprocessingml/2006/main" xmlns:w14="http://schemas.microsoft.com/office/word/2010/wordml" xmlns:w15="http://schemas.microsoft.com/office/word/2012/wordml" xmlns:w16cid="http://schemas.microsoft.com/office/word/2016/wordml/cid" xmlns:w16se="http://schemas.microsoft.com/office/word/2015/wordml/symex" xmlns:wpg="http://schemas.microsoft.com/office/word/2010/wordprocessingGroup" xmlns:wpi="http://schemas.microsoft.com/office/word/2010/wordprocessingInk" xmlns:wne="http://schemas.microsoft.com/office/word/2006/wordml" xmlns:wps="http://schemas.microsoft.com/office/word/2010/wordprocessingShape" mc:Ignorable="w14 w15 w16se w16cid wp14">
+<w:footnotes xmlns:wpc="http://schemas.microsoft.com/office/word/2010/wordprocessingCanvas" xmlns:cx="http://schemas.microsoft.com/office/drawing/2014/chartex" xmlns:cx1="http://schemas.microsoft.com/office/drawing/2015/9/8/chartex" xmlns:cx2="http://schemas.microsoft.com/office/drawing/2015/10/21/chartex" xmlns:cx3="http://schemas.microsoft.com/office/drawing/2016/5/9/chartex" xmlns:cx4="http://schemas.microsoft.com/office/drawing/2016/5/10/chartex" xmlns:cx5="http://schemas.microsoft.com/office/drawing/2016/5/11/chartex" xmlns:cx6="http://schemas.microsoft.com/office/drawing/2016/5/12/chartex" xmlns:cx7="http://schemas.microsoft.com/office/drawing/2016/5/13/chartex" xmlns:cx8="http://schemas.microsoft.com/office/drawing/2016/5/14/chartex" xmlns:mc="http://schemas.openxmlformats.org/markup-compatibility/2006" xmlns:aink="http://schemas.microsoft.com/office/drawing/2016/ink" xmlns:am3d="http://schemas.microsoft.com/office/drawing/2017/model3d" xmlns:o="urn:schemas-microsoft-com:office:office" xmlns:oel="http://schemas.microsoft.com/office/2019/extlst" xmlns:r="http://schemas.openxmlformats.org/officeDocument/2006/relationships" xmlns:m="http://schemas.openxmlformats.org/officeDocument/2006/math" xmlns:v="urn:schemas-microsoft-com:vml" xmlns:wp14="http://schemas.microsoft.com/office/word/2010/wordprocessingDrawing" xmlns:wp="http://schemas.openxmlformats.org/drawingml/2006/wordprocessingDrawing" xmlns:w10="urn:schemas-microsoft-com:office:word" xmlns:w="http://schemas.openxmlformats.org/wordprocessingml/2006/main" xmlns:w14="http://schemas.microsoft.com/office/word/2010/wordml" xmlns:w15="http://schemas.microsoft.com/office/word/2012/wordml" xmlns:w16cex="http://schemas.microsoft.com/office/word/2018/wordml/cex" xmlns:w16cid="http://schemas.microsoft.com/office/word/2016/wordml/cid" xmlns:w16="http://schemas.microsoft.com/office/word/2018/wordml" xmlns:w16du="http://schemas.microsoft.com/office/word/2023/wordml/word16du" xmlns:w16sdtdh="http://schemas.microsoft.com/office/word/2020/wordml/sdtdatahash" xmlns:w16sdtfl="http://schemas.microsoft.com/office/word/2024/wordml/sdtformatlock" xmlns:w16se="http://schemas.microsoft.com/office/word/2015/wordml/symex" xmlns:wpg="http://schemas.microsoft.com/office/word/2010/wordprocessingGroup" xmlns:wpi="http://schemas.microsoft.com/office/word/2010/wordprocessingInk" xmlns:wne="http://schemas.microsoft.com/office/word/2006/wordml" xmlns:wps="http://schemas.microsoft.com/office/word/2010/wordprocessingShape" mc:Ignorable="w14 w15 w16se w16cid w16 w16cex w16sdtdh w16sdtfl w16du wp14">
   <w:footnote w:type="separator" w:id="-1">
     <w:p>
       <w:r>
@@ -3264,7 +3133,7 @@
 </file>
 
 <file path=word/header1.xml><?xml version="1.0" encoding="utf-8"?>
-<w:hdr xmlns:wpc="http://schemas.microsoft.com/office/word/2010/wordprocessingCanvas" xmlns:cx="http://schemas.microsoft.com/office/drawing/2014/chartex" xmlns:cx1="http://schemas.microsoft.com/office/drawing/2015/9/8/chartex" xmlns:cx2="http://schemas.microsoft.com/office/drawing/2015/10/21/chartex" xmlns:cx3="http://schemas.microsoft.com/office/drawing/2016/5/9/chartex" xmlns:cx4="http://schemas.microsoft.com/office/drawing/2016/5/10/chartex" xmlns:cx5="http://schemas.microsoft.com/office/drawing/2016/5/11/chartex" xmlns:cx6="http://schemas.microsoft.com/office/drawing/2016/5/12/chartex" xmlns:cx7="http://schemas.microsoft.com/office/drawing/2016/5/13/chartex" xmlns:cx8="http://schemas.microsoft.com/office/drawing/2016/5/14/chartex" xmlns:mc="http://schemas.openxmlformats.org/markup-compatibility/2006" xmlns:aink="http://schemas.microsoft.com/office/drawing/2016/ink" xmlns:am3d="http://schemas.microsoft.com/office/drawing/2017/model3d" xmlns:o="urn:schemas-microsoft-com:office:office" xmlns:r="http://schemas.openxmlformats.org/officeDocument/2006/relationships" xmlns:m="http://schemas.openxmlformats.org/officeDocument/2006/math" xmlns:v="urn:schemas-microsoft-com:vml" xmlns:wp14="http://schemas.microsoft.com/office/word/2010/wordprocessingDrawing" xmlns:wp="http://schemas.openxmlformats.org/drawingml/2006/wordprocessingDrawing" xmlns:w10="urn:schemas-microsoft-com:office:word" xmlns:w="http://schemas.openxmlformats.org/wordprocessingml/2006/main" xmlns:w14="http://schemas.microsoft.com/office/word/2010/wordml" xmlns:w15="http://schemas.microsoft.com/office/word/2012/wordml" xmlns:w16cid="http://schemas.microsoft.com/office/word/2016/wordml/cid" xmlns:w16se="http://schemas.microsoft.com/office/word/2015/wordml/symex" xmlns:wpg="http://schemas.microsoft.com/office/word/2010/wordprocessingGroup" xmlns:wpi="http://schemas.microsoft.com/office/word/2010/wordprocessingInk" xmlns:wne="http://schemas.microsoft.com/office/word/2006/wordml" xmlns:wps="http://schemas.microsoft.com/office/word/2010/wordprocessingShape" mc:Ignorable="w14 w15 w16se w16cid wp14">
+<w:hdr xmlns:wpc="http://schemas.microsoft.com/office/word/2010/wordprocessingCanvas" xmlns:cx="http://schemas.microsoft.com/office/drawing/2014/chartex" xmlns:cx1="http://schemas.microsoft.com/office/drawing/2015/9/8/chartex" xmlns:cx2="http://schemas.microsoft.com/office/drawing/2015/10/21/chartex" xmlns:cx3="http://schemas.microsoft.com/office/drawing/2016/5/9/chartex" xmlns:cx4="http://schemas.microsoft.com/office/drawing/2016/5/10/chartex" xmlns:cx5="http://schemas.microsoft.com/office/drawing/2016/5/11/chartex" xmlns:cx6="http://schemas.microsoft.com/office/drawing/2016/5/12/chartex" xmlns:cx7="http://schemas.microsoft.com/office/drawing/2016/5/13/chartex" xmlns:cx8="http://schemas.microsoft.com/office/drawing/2016/5/14/chartex" xmlns:mc="http://schemas.openxmlformats.org/markup-compatibility/2006" xmlns:aink="http://schemas.microsoft.com/office/drawing/2016/ink" xmlns:am3d="http://schemas.microsoft.com/office/drawing/2017/model3d" xmlns:o="urn:schemas-microsoft-com:office:office" xmlns:oel="http://schemas.microsoft.com/office/2019/extlst" xmlns:r="http://schemas.openxmlformats.org/officeDocument/2006/relationships" xmlns:m="http://schemas.openxmlformats.org/officeDocument/2006/math" xmlns:v="urn:schemas-microsoft-com:vml" xmlns:wp14="http://schemas.microsoft.com/office/word/2010/wordprocessingDrawing" xmlns:wp="http://schemas.openxmlformats.org/drawingml/2006/wordprocessingDrawing" xmlns:w10="urn:schemas-microsoft-com:office:word" xmlns:w="http://schemas.openxmlformats.org/wordprocessingml/2006/main" xmlns:w14="http://schemas.microsoft.com/office/word/2010/wordml" xmlns:w15="http://schemas.microsoft.com/office/word/2012/wordml" xmlns:w16cex="http://schemas.microsoft.com/office/word/2018/wordml/cex" xmlns:w16cid="http://schemas.microsoft.com/office/word/2016/wordml/cid" xmlns:w16="http://schemas.microsoft.com/office/word/2018/wordml" xmlns:w16du="http://schemas.microsoft.com/office/word/2023/wordml/word16du" xmlns:w16sdtdh="http://schemas.microsoft.com/office/word/2020/wordml/sdtdatahash" xmlns:w16sdtfl="http://schemas.microsoft.com/office/word/2024/wordml/sdtformatlock" xmlns:w16se="http://schemas.microsoft.com/office/word/2015/wordml/symex" xmlns:wpg="http://schemas.microsoft.com/office/word/2010/wordprocessingGroup" xmlns:wpi="http://schemas.microsoft.com/office/word/2010/wordprocessingInk" xmlns:wne="http://schemas.microsoft.com/office/word/2006/wordml" xmlns:wps="http://schemas.microsoft.com/office/word/2010/wordprocessingShape" mc:Ignorable="w14 w15 w16se w16cid w16 w16cex w16sdtdh w16sdtfl w16du wp14">
   <w:p>
     <w:pPr>
       <w:pStyle w:val="afa"/>
@@ -3275,7 +3144,7 @@
 </file>
 
 <file path=word/header2.xml><?xml version="1.0" encoding="utf-8"?>
-<w:hdr xmlns:wpc="http://schemas.microsoft.com/office/word/2010/wordprocessingCanvas" xmlns:cx="http://schemas.microsoft.com/office/drawing/2014/chartex" xmlns:cx1="http://schemas.microsoft.com/office/drawing/2015/9/8/chartex" xmlns:cx2="http://schemas.microsoft.com/office/drawing/2015/10/21/chartex" xmlns:cx3="http://schemas.microsoft.com/office/drawing/2016/5/9/chartex" xmlns:cx4="http://schemas.microsoft.com/office/drawing/2016/5/10/chartex" xmlns:cx5="http://schemas.microsoft.com/office/drawing/2016/5/11/chartex" xmlns:cx6="http://schemas.microsoft.com/office/drawing/2016/5/12/chartex" xmlns:cx7="http://schemas.microsoft.com/office/drawing/2016/5/13/chartex" xmlns:cx8="http://schemas.microsoft.com/office/drawing/2016/5/14/chartex" xmlns:mc="http://schemas.openxmlformats.org/markup-compatibility/2006" xmlns:aink="http://schemas.microsoft.com/office/drawing/2016/ink" xmlns:am3d="http://schemas.microsoft.com/office/drawing/2017/model3d" xmlns:o="urn:schemas-microsoft-com:office:office" xmlns:r="http://schemas.openxmlformats.org/officeDocument/2006/relationships" xmlns:m="http://schemas.openxmlformats.org/officeDocument/2006/math" xmlns:v="urn:schemas-microsoft-com:vml" xmlns:wp14="http://schemas.microsoft.com/office/word/2010/wordprocessingDrawing" xmlns:wp="http://schemas.openxmlformats.org/drawingml/2006/wordprocessingDrawing" xmlns:w10="urn:schemas-microsoft-com:office:word" xmlns:w="http://schemas.openxmlformats.org/wordprocessingml/2006/main" xmlns:w14="http://schemas.microsoft.com/office/word/2010/wordml" xmlns:w15="http://schemas.microsoft.com/office/word/2012/wordml" xmlns:w16cid="http://schemas.microsoft.com/office/word/2016/wordml/cid" xmlns:w16se="http://schemas.microsoft.com/office/word/2015/wordml/symex" xmlns:wpg="http://schemas.microsoft.com/office/word/2010/wordprocessingGroup" xmlns:wpi="http://schemas.microsoft.com/office/word/2010/wordprocessingInk" xmlns:wne="http://schemas.microsoft.com/office/word/2006/wordml" xmlns:wps="http://schemas.microsoft.com/office/word/2010/wordprocessingShape" mc:Ignorable="w14 w15 w16se w16cid wp14">
+<w:hdr xmlns:wpc="http://schemas.microsoft.com/office/word/2010/wordprocessingCanvas" xmlns:cx="http://schemas.microsoft.com/office/drawing/2014/chartex" xmlns:cx1="http://schemas.microsoft.com/office/drawing/2015/9/8/chartex" xmlns:cx2="http://schemas.microsoft.com/office/drawing/2015/10/21/chartex" xmlns:cx3="http://schemas.microsoft.com/office/drawing/2016/5/9/chartex" xmlns:cx4="http://schemas.microsoft.com/office/drawing/2016/5/10/chartex" xmlns:cx5="http://schemas.microsoft.com/office/drawing/2016/5/11/chartex" xmlns:cx6="http://schemas.microsoft.com/office/drawing/2016/5/12/chartex" xmlns:cx7="http://schemas.microsoft.com/office/drawing/2016/5/13/chartex" xmlns:cx8="http://schemas.microsoft.com/office/drawing/2016/5/14/chartex" xmlns:mc="http://schemas.openxmlformats.org/markup-compatibility/2006" xmlns:aink="http://schemas.microsoft.com/office/drawing/2016/ink" xmlns:am3d="http://schemas.microsoft.com/office/drawing/2017/model3d" xmlns:o="urn:schemas-microsoft-com:office:office" xmlns:oel="http://schemas.microsoft.com/office/2019/extlst" xmlns:r="http://schemas.openxmlformats.org/officeDocument/2006/relationships" xmlns:m="http://schemas.openxmlformats.org/officeDocument/2006/math" xmlns:v="urn:schemas-microsoft-com:vml" xmlns:wp14="http://schemas.microsoft.com/office/word/2010/wordprocessingDrawing" xmlns:wp="http://schemas.openxmlformats.org/drawingml/2006/wordprocessingDrawing" xmlns:w10="urn:schemas-microsoft-com:office:word" xmlns:w="http://schemas.openxmlformats.org/wordprocessingml/2006/main" xmlns:w14="http://schemas.microsoft.com/office/word/2010/wordml" xmlns:w15="http://schemas.microsoft.com/office/word/2012/wordml" xmlns:w16cex="http://schemas.microsoft.com/office/word/2018/wordml/cex" xmlns:w16cid="http://schemas.microsoft.com/office/word/2016/wordml/cid" xmlns:w16="http://schemas.microsoft.com/office/word/2018/wordml" xmlns:w16du="http://schemas.microsoft.com/office/word/2023/wordml/word16du" xmlns:w16sdtdh="http://schemas.microsoft.com/office/word/2020/wordml/sdtdatahash" xmlns:w16sdtfl="http://schemas.microsoft.com/office/word/2024/wordml/sdtformatlock" xmlns:w16se="http://schemas.microsoft.com/office/word/2015/wordml/symex" xmlns:wpg="http://schemas.microsoft.com/office/word/2010/wordprocessingGroup" xmlns:wpi="http://schemas.microsoft.com/office/word/2010/wordprocessingInk" xmlns:wne="http://schemas.microsoft.com/office/word/2006/wordml" xmlns:wps="http://schemas.microsoft.com/office/word/2010/wordprocessingShape" mc:Ignorable="w14 w15 w16se w16cid w16 w16cex w16sdtdh w16sdtfl w16du wp14">
   <w:p>
     <w:pPr>
       <w:pStyle w:val="afa"/>
@@ -3286,7 +3155,7 @@
 </file>
 
 <file path=word/numbering.xml><?xml version="1.0" encoding="utf-8"?>
-<w:numbering xmlns:wpc="http://schemas.microsoft.com/office/word/2010/wordprocessingCanvas" xmlns:cx="http://schemas.microsoft.com/office/drawing/2014/chartex" xmlns:cx1="http://schemas.microsoft.com/office/drawing/2015/9/8/chartex" xmlns:cx2="http://schemas.microsoft.com/office/drawing/2015/10/21/chartex" xmlns:cx3="http://schemas.microsoft.com/office/drawing/2016/5/9/chartex" xmlns:cx4="http://schemas.microsoft.com/office/drawing/2016/5/10/chartex" xmlns:cx5="http://schemas.microsoft.com/office/drawing/2016/5/11/chartex" xmlns:cx6="http://schemas.microsoft.com/office/drawing/2016/5/12/chartex" xmlns:cx7="http://schemas.microsoft.com/office/drawing/2016/5/13/chartex" xmlns:cx8="http://schemas.microsoft.com/office/drawing/2016/5/14/chartex" xmlns:mc="http://schemas.openxmlformats.org/markup-compatibility/2006" xmlns:aink="http://schemas.microsoft.com/office/drawing/2016/ink" xmlns:am3d="http://schemas.microsoft.com/office/drawing/2017/model3d" xmlns:o="urn:schemas-microsoft-com:office:office" xmlns:r="http://schemas.openxmlformats.org/officeDocument/2006/relationships" xmlns:m="http://schemas.openxmlformats.org/officeDocument/2006/math" xmlns:v="urn:schemas-microsoft-com:vml" xmlns:wp14="http://schemas.microsoft.com/office/word/2010/wordprocessingDrawing" xmlns:wp="http://schemas.openxmlformats.org/drawingml/2006/wordprocessingDrawing" xmlns:w10="urn:schemas-microsoft-com:office:word" xmlns:w="http://schemas.openxmlformats.org/wordprocessingml/2006/main" xmlns:w14="http://schemas.microsoft.com/office/word/2010/wordml" xmlns:w15="http://schemas.microsoft.com/office/word/2012/wordml" xmlns:w16cid="http://schemas.microsoft.com/office/word/2016/wordml/cid" xmlns:w16se="http://schemas.microsoft.com/office/word/2015/wordml/symex" xmlns:wpg="http://schemas.microsoft.com/office/word/2010/wordprocessingGroup" xmlns:wpi="http://schemas.microsoft.com/office/word/2010/wordprocessingInk" xmlns:wne="http://schemas.microsoft.com/office/word/2006/wordml" xmlns:wps="http://schemas.microsoft.com/office/word/2010/wordprocessingShape" mc:Ignorable="w14 w15 w16se w16cid wp14">
+<w:numbering xmlns:wpc="http://schemas.microsoft.com/office/word/2010/wordprocessingCanvas" xmlns:cx="http://schemas.microsoft.com/office/drawing/2014/chartex" xmlns:cx1="http://schemas.microsoft.com/office/drawing/2015/9/8/chartex" xmlns:cx2="http://schemas.microsoft.com/office/drawing/2015/10/21/chartex" xmlns:cx3="http://schemas.microsoft.com/office/drawing/2016/5/9/chartex" xmlns:cx4="http://schemas.microsoft.com/office/drawing/2016/5/10/chartex" xmlns:cx5="http://schemas.microsoft.com/office/drawing/2016/5/11/chartex" xmlns:cx6="http://schemas.microsoft.com/office/drawing/2016/5/12/chartex" xmlns:cx7="http://schemas.microsoft.com/office/drawing/2016/5/13/chartex" xmlns:cx8="http://schemas.microsoft.com/office/drawing/2016/5/14/chartex" xmlns:mc="http://schemas.openxmlformats.org/markup-compatibility/2006" xmlns:aink="http://schemas.microsoft.com/office/drawing/2016/ink" xmlns:am3d="http://schemas.microsoft.com/office/drawing/2017/model3d" xmlns:o="urn:schemas-microsoft-com:office:office" xmlns:oel="http://schemas.microsoft.com/office/2019/extlst" xmlns:r="http://schemas.openxmlformats.org/officeDocument/2006/relationships" xmlns:m="http://schemas.openxmlformats.org/officeDocument/2006/math" xmlns:v="urn:schemas-microsoft-com:vml" xmlns:wp14="http://schemas.microsoft.com/office/word/2010/wordprocessingDrawing" xmlns:wp="http://schemas.openxmlformats.org/drawingml/2006/wordprocessingDrawing" xmlns:w10="urn:schemas-microsoft-com:office:word" xmlns:w="http://schemas.openxmlformats.org/wordprocessingml/2006/main" xmlns:w14="http://schemas.microsoft.com/office/word/2010/wordml" xmlns:w15="http://schemas.microsoft.com/office/word/2012/wordml" xmlns:w16cex="http://schemas.microsoft.com/office/word/2018/wordml/cex" xmlns:w16cid="http://schemas.microsoft.com/office/word/2016/wordml/cid" xmlns:w16="http://schemas.microsoft.com/office/word/2018/wordml" xmlns:w16du="http://schemas.microsoft.com/office/word/2023/wordml/word16du" xmlns:w16sdtdh="http://schemas.microsoft.com/office/word/2020/wordml/sdtdatahash" xmlns:w16sdtfl="http://schemas.microsoft.com/office/word/2024/wordml/sdtformatlock" xmlns:w16se="http://schemas.microsoft.com/office/word/2015/wordml/symex" xmlns:wpg="http://schemas.microsoft.com/office/word/2010/wordprocessingGroup" xmlns:wpi="http://schemas.microsoft.com/office/word/2010/wordprocessingInk" xmlns:wne="http://schemas.microsoft.com/office/word/2006/wordml" xmlns:wps="http://schemas.microsoft.com/office/word/2010/wordprocessingShape" mc:Ignorable="w14 w15 w16se w16cid w16 w16cex w16sdtdh w16sdtfl w16du wp14">
   <w:abstractNum w:abstractNumId="0" w15:restartNumberingAfterBreak="0">
     <w:nsid w:val="05861EFB"/>
     <w:multiLevelType w:val="multilevel"/>
@@ -4007,32 +3876,32 @@
       </w:pPr>
     </w:lvl>
   </w:abstractNum>
-  <w:num w:numId="1">
+  <w:num w:numId="1" w16cid:durableId="1527330671">
     <w:abstractNumId w:val="6"/>
   </w:num>
-  <w:num w:numId="2">
+  <w:num w:numId="2" w16cid:durableId="87847893">
     <w:abstractNumId w:val="5"/>
   </w:num>
-  <w:num w:numId="3">
+  <w:num w:numId="3" w16cid:durableId="747001382">
     <w:abstractNumId w:val="4"/>
   </w:num>
-  <w:num w:numId="4">
+  <w:num w:numId="4" w16cid:durableId="503938600">
     <w:abstractNumId w:val="2"/>
   </w:num>
-  <w:num w:numId="5">
+  <w:num w:numId="5" w16cid:durableId="1267275942">
     <w:abstractNumId w:val="1"/>
   </w:num>
-  <w:num w:numId="6">
+  <w:num w:numId="6" w16cid:durableId="1672175961">
     <w:abstractNumId w:val="3"/>
   </w:num>
-  <w:num w:numId="7">
+  <w:num w:numId="7" w16cid:durableId="1176308749">
     <w:abstractNumId w:val="0"/>
   </w:num>
 </w:numbering>
 </file>
 
 <file path=word/styles.xml><?xml version="1.0" encoding="utf-8"?>
-<w:styles xmlns:mc="http://schemas.openxmlformats.org/markup-compatibility/2006" xmlns:r="http://schemas.openxmlformats.org/officeDocument/2006/relationships" xmlns:w="http://schemas.openxmlformats.org/wordprocessingml/2006/main" xmlns:w14="http://schemas.microsoft.com/office/word/2010/wordml" xmlns:w15="http://schemas.microsoft.com/office/word/2012/wordml" xmlns:w16cid="http://schemas.microsoft.com/office/word/2016/wordml/cid" xmlns:w16se="http://schemas.microsoft.com/office/word/2015/wordml/symex" mc:Ignorable="w14 w15 w16se w16cid">
+<w:styles xmlns:mc="http://schemas.openxmlformats.org/markup-compatibility/2006" xmlns:r="http://schemas.openxmlformats.org/officeDocument/2006/relationships" xmlns:w="http://schemas.openxmlformats.org/wordprocessingml/2006/main" xmlns:w14="http://schemas.microsoft.com/office/word/2010/wordml" xmlns:w15="http://schemas.microsoft.com/office/word/2012/wordml" xmlns:w16cex="http://schemas.microsoft.com/office/word/2018/wordml/cex" xmlns:w16cid="http://schemas.microsoft.com/office/word/2016/wordml/cid" xmlns:w16="http://schemas.microsoft.com/office/word/2018/wordml" xmlns:w16du="http://schemas.microsoft.com/office/word/2023/wordml/word16du" xmlns:w16sdtdh="http://schemas.microsoft.com/office/word/2020/wordml/sdtdatahash" xmlns:w16sdtfl="http://schemas.microsoft.com/office/word/2024/wordml/sdtformatlock" xmlns:w16se="http://schemas.microsoft.com/office/word/2015/wordml/symex" mc:Ignorable="w14 w15 w16se w16cid w16 w16cex w16sdtdh w16sdtfl w16du">
   <w:docDefaults>
     <w:rPrDefault>
       <w:rPr>
@@ -4048,7 +3917,7 @@
       </w:pPr>
     </w:pPrDefault>
   </w:docDefaults>
-  <w:latentStyles w:defLockedState="0" w:defUIPriority="99" w:defSemiHidden="0" w:defUnhideWhenUsed="0" w:defQFormat="0" w:count="375">
+  <w:latentStyles w:defLockedState="0" w:defUIPriority="99" w:defSemiHidden="0" w:defUnhideWhenUsed="0" w:defQFormat="0" w:count="376">
     <w:lsdException w:name="Normal" w:uiPriority="0" w:qFormat="1"/>
     <w:lsdException w:name="heading 1" w:uiPriority="9" w:qFormat="1"/>
     <w:lsdException w:name="heading 2" w:uiPriority="9" w:qFormat="1"/>
@@ -4423,6 +4292,7 @@
     <w:lsdException w:name="Smart Hyperlink" w:semiHidden="1" w:unhideWhenUsed="1"/>
     <w:lsdException w:name="Hashtag" w:semiHidden="1" w:unhideWhenUsed="1"/>
     <w:lsdException w:name="Unresolved Mention" w:semiHidden="1" w:unhideWhenUsed="1"/>
+    <w:lsdException w:name="Smart Link" w:semiHidden="1" w:unhideWhenUsed="1"/>
   </w:latentStyles>
   <w:style w:type="paragraph" w:default="1" w:styleId="a">
     <w:name w:val="Normal"/>
